--- a/templates/resume.docx
+++ b/templates/resume.docx
@@ -453,6 +453,11 @@
       <w:proofErr w:type="gramEnd"/>
     </w:p>
     <w:p>
+      <w:pPr>
+        <w:tabs>
+          <w:tab w:val="right" w:pos="23040"/>
+        </w:tabs>
+      </w:pPr>
       <w:proofErr w:type="gramStart"/>
       <w:r>
         <w:rPr>
@@ -569,7 +574,6 @@
         </w:rPr>
         <w:t>}</w:t>
       </w:r>
-      <w:proofErr w:type="gramEnd"/>
       <w:r>
         <w:rPr>
           <w:b/>
@@ -578,11 +582,11 @@
         <w:t>}</w:t>
       </w:r>
       <w:r>
-        <w:t xml:space="preserve">     </w:t>
-      </w:r>
-      <w:proofErr w:type="gramStart"/>
-      <w:r>
-        <w:t xml:space="preserve">   </w:t>
+        <w:rPr>
+          <w:b/>
+          <w:bCs/>
+        </w:rPr>
+        <w:tab/>
       </w:r>
       <w:r>
         <w:rPr>
@@ -631,7 +635,13 @@
         <w:t>}</w:t>
       </w:r>
       <w:r>
-        <w:t xml:space="preserve"> ~ </w:t>
+        <w:t xml:space="preserve"> ~</w:t>
+      </w:r>
+      <w:r>
+        <w:rPr>
+          <w:rFonts w:hint="eastAsia"/>
+        </w:rPr>
+        <w:t xml:space="preserve"> </w:t>
       </w:r>
       <w:proofErr w:type="gramStart"/>
       <w:r>
@@ -707,58 +717,172 @@
         <w:pStyle w:val="Heading1"/>
       </w:pPr>
       <w:r>
-        <w:t xml:space="preserve">{% if publications </w:t>
-      </w:r>
-      <w:proofErr w:type="gramStart"/>
-      <w:r>
+        <w:rPr>
+          <w:rFonts w:hint="eastAsia"/>
+        </w:rPr>
+        <w:t xml:space="preserve">{% if </w:t>
+      </w:r>
+      <w:r>
+        <w:t>skills</w:t>
+      </w:r>
+      <w:r>
+        <w:rPr>
+          <w:rFonts w:hint="eastAsia"/>
+        </w:rPr>
+        <w:t xml:space="preserve"> </w:t>
+      </w:r>
+      <w:proofErr w:type="gramStart"/>
+      <w:r>
+        <w:rPr>
+          <w:rFonts w:hint="eastAsia"/>
+        </w:rPr>
         <w:t>%}</w:t>
       </w:r>
       <w:r>
-        <w:rPr>
-          <w:rFonts w:hint="eastAsia"/>
-        </w:rPr>
-        <w:t>Publication</w:t>
-      </w:r>
-      <w:r>
-        <w:t>s</w:t>
-      </w:r>
-      <w:proofErr w:type="gramEnd"/>
-      <w:r>
+        <w:t>Skills</w:t>
+      </w:r>
+      <w:proofErr w:type="gramEnd"/>
+      <w:r>
+        <w:rPr>
+          <w:rFonts w:hint="eastAsia"/>
+        </w:rPr>
         <w:t xml:space="preserve">{% </w:t>
       </w:r>
       <w:proofErr w:type="gramStart"/>
       <w:r>
+        <w:rPr>
+          <w:rFonts w:hint="eastAsia"/>
+        </w:rPr>
         <w:t>endif %}</w:t>
       </w:r>
       <w:proofErr w:type="gramEnd"/>
     </w:p>
     <w:p>
       <w:r>
+        <w:rPr>
+          <w:rFonts w:hint="eastAsia"/>
+        </w:rPr>
+        <w:t xml:space="preserve">{% for </w:t>
+      </w:r>
+      <w:r>
+        <w:t>skill</w:t>
+      </w:r>
+      <w:r>
+        <w:rPr>
+          <w:rFonts w:hint="eastAsia"/>
+        </w:rPr>
+        <w:t xml:space="preserve"> in </w:t>
+      </w:r>
+      <w:r>
+        <w:t>skills</w:t>
+      </w:r>
+      <w:r>
+        <w:rPr>
+          <w:rFonts w:hint="eastAsia"/>
+        </w:rPr>
+        <w:t xml:space="preserve"> </w:t>
+      </w:r>
+      <w:proofErr w:type="gramStart"/>
+      <w:r>
+        <w:rPr>
+          <w:rFonts w:hint="eastAsia"/>
+        </w:rPr>
+        <w:t>%}</w:t>
+      </w:r>
+      <w:r>
+        <w:t>{{ skill.name}}{</w:t>
+      </w:r>
+      <w:proofErr w:type="gramEnd"/>
+      <w:r>
+        <w:t xml:space="preserve">% if not </w:t>
+      </w:r>
+      <w:proofErr w:type="spellStart"/>
+      <w:proofErr w:type="gramStart"/>
+      <w:r>
+        <w:t>loop.last</w:t>
+      </w:r>
+      <w:proofErr w:type="spellEnd"/>
+      <w:proofErr w:type="gramEnd"/>
+      <w:r>
+        <w:t xml:space="preserve"> %}</w:t>
+      </w:r>
+      <w:proofErr w:type="gramStart"/>
+      <w:r>
+        <w:t>; {%</w:t>
+      </w:r>
+      <w:proofErr w:type="gramEnd"/>
+      <w:r>
+        <w:t xml:space="preserve"> endif </w:t>
+      </w:r>
+      <w:proofErr w:type="gramStart"/>
+      <w:r>
+        <w:t>%}</w:t>
+      </w:r>
+      <w:r>
+        <w:rPr>
+          <w:rFonts w:hint="eastAsia"/>
+        </w:rPr>
         <w:t>{</w:t>
       </w:r>
-      <w:r>
-        <w:rPr>
-          <w:rFonts w:hint="eastAsia"/>
-        </w:rPr>
-        <w:t xml:space="preserve">% for article in </w:t>
-      </w:r>
-      <w:proofErr w:type="gramStart"/>
-      <w:r>
-        <w:rPr>
-          <w:rFonts w:hint="eastAsia"/>
-        </w:rPr>
-        <w:t>publication</w:t>
-      </w:r>
-      <w:r>
-        <w:rPr>
-          <w:rFonts w:hint="eastAsia"/>
-        </w:rPr>
-        <w:t>s %}</w:t>
+      <w:proofErr w:type="gramEnd"/>
+      <w:r>
+        <w:rPr>
+          <w:rFonts w:hint="eastAsia"/>
+        </w:rPr>
+        <w:t xml:space="preserve">% </w:t>
+      </w:r>
+      <w:proofErr w:type="spellStart"/>
+      <w:proofErr w:type="gramStart"/>
+      <w:r>
+        <w:rPr>
+          <w:rFonts w:hint="eastAsia"/>
+        </w:rPr>
+        <w:t>endfor</w:t>
+      </w:r>
+      <w:proofErr w:type="spellEnd"/>
+      <w:r>
+        <w:rPr>
+          <w:rFonts w:hint="eastAsia"/>
+        </w:rPr>
+        <w:t xml:space="preserve"> %}</w:t>
       </w:r>
       <w:proofErr w:type="gramEnd"/>
     </w:p>
     <w:p>
       <w:pPr>
+        <w:pStyle w:val="Heading1"/>
+      </w:pPr>
+      <w:r>
+        <w:t>Work experiences</w:t>
+      </w:r>
+    </w:p>
+    <w:p>
+      <w:r>
+        <w:rPr>
+          <w:rFonts w:hint="eastAsia"/>
+        </w:rPr>
+        <w:t xml:space="preserve">{% for </w:t>
+      </w:r>
+      <w:r>
+        <w:t xml:space="preserve">company in </w:t>
+      </w:r>
+      <w:proofErr w:type="spellStart"/>
+      <w:r>
+        <w:t>fullPositions</w:t>
+      </w:r>
+      <w:r>
+        <w:t>.values</w:t>
+      </w:r>
+      <w:proofErr w:type="spellEnd"/>
+      <w:r>
+        <w:t>()</w:t>
+      </w:r>
+      <w:r>
+        <w:t xml:space="preserve"> %}</w:t>
+      </w:r>
+    </w:p>
+    <w:p>
+      <w:pPr>
         <w:rPr>
           <w:b/>
           <w:bCs/>
@@ -767,9 +891,506 @@
       <w:proofErr w:type="gramStart"/>
       <w:r>
         <w:rPr>
-          <w:rFonts w:hint="eastAsia"/>
           <w:b/>
-        </w:rPr>
+          <w:bCs/>
+        </w:rPr>
+        <w:t xml:space="preserve">{{ </w:t>
+      </w:r>
+      <w:proofErr w:type="spellStart"/>
+      <w:r>
+        <w:rPr>
+          <w:b/>
+          <w:bCs/>
+        </w:rPr>
+        <w:t>company</w:t>
+      </w:r>
+      <w:proofErr w:type="gramEnd"/>
+      <w:r>
+        <w:rPr>
+          <w:b/>
+          <w:bCs/>
+        </w:rPr>
+        <w:t>.</w:t>
+      </w:r>
+      <w:proofErr w:type="gramStart"/>
+      <w:r>
+        <w:rPr>
+          <w:b/>
+          <w:bCs/>
+        </w:rPr>
+        <w:t>companyName</w:t>
+      </w:r>
+      <w:proofErr w:type="spellEnd"/>
+      <w:r>
+        <w:rPr>
+          <w:b/>
+          <w:bCs/>
+        </w:rPr>
+        <w:t xml:space="preserve"> }</w:t>
+      </w:r>
+      <w:proofErr w:type="gramEnd"/>
+      <w:r>
+        <w:rPr>
+          <w:b/>
+          <w:bCs/>
+        </w:rPr>
+        <w:t>}</w:t>
+      </w:r>
+      <w:r>
+        <w:rPr>
+          <w:b/>
+          <w:bCs/>
+        </w:rPr>
+        <w:t xml:space="preserve">, </w:t>
+      </w:r>
+      <w:proofErr w:type="gramStart"/>
+      <w:r>
+        <w:rPr>
+          <w:b/>
+          <w:bCs/>
+        </w:rPr>
+        <w:t xml:space="preserve">{{ </w:t>
+      </w:r>
+      <w:proofErr w:type="spellStart"/>
+      <w:r>
+        <w:rPr>
+          <w:b/>
+          <w:bCs/>
+        </w:rPr>
+        <w:t>company</w:t>
+      </w:r>
+      <w:proofErr w:type="gramEnd"/>
+      <w:r>
+        <w:rPr>
+          <w:b/>
+          <w:bCs/>
+        </w:rPr>
+        <w:t>.</w:t>
+      </w:r>
+      <w:proofErr w:type="gramStart"/>
+      <w:r>
+        <w:rPr>
+          <w:b/>
+          <w:bCs/>
+        </w:rPr>
+        <w:t>country</w:t>
+      </w:r>
+      <w:proofErr w:type="spellEnd"/>
+      <w:r>
+        <w:rPr>
+          <w:b/>
+          <w:bCs/>
+        </w:rPr>
+        <w:t xml:space="preserve"> }}</w:t>
+      </w:r>
+      <w:r>
+        <w:t>{</w:t>
+      </w:r>
+      <w:proofErr w:type="gramEnd"/>
+      <w:r>
+        <w:t xml:space="preserve">% for role in </w:t>
+      </w:r>
+      <w:proofErr w:type="spellStart"/>
+      <w:proofErr w:type="gramStart"/>
+      <w:r>
+        <w:t>company.roles</w:t>
+      </w:r>
+      <w:proofErr w:type="spellEnd"/>
+      <w:proofErr w:type="gramEnd"/>
+      <w:r>
+        <w:t xml:space="preserve"> %}</w:t>
+      </w:r>
+    </w:p>
+    <w:p>
+      <w:pPr>
+        <w:tabs>
+          <w:tab w:val="right" w:pos="23040"/>
+        </w:tabs>
+        <w:rPr>
+          <w:i/>
+          <w:iCs/>
+        </w:rPr>
+      </w:pPr>
+      <w:proofErr w:type="gramStart"/>
+      <w:r>
+        <w:rPr>
+          <w:i/>
+          <w:iCs/>
+        </w:rPr>
+        <w:t xml:space="preserve">{{ </w:t>
+      </w:r>
+      <w:proofErr w:type="spellStart"/>
+      <w:r>
+        <w:rPr>
+          <w:i/>
+          <w:iCs/>
+        </w:rPr>
+        <w:t>role</w:t>
+      </w:r>
+      <w:proofErr w:type="gramEnd"/>
+      <w:r>
+        <w:rPr>
+          <w:i/>
+          <w:iCs/>
+        </w:rPr>
+        <w:t>.</w:t>
+      </w:r>
+      <w:proofErr w:type="gramStart"/>
+      <w:r>
+        <w:rPr>
+          <w:i/>
+          <w:iCs/>
+        </w:rPr>
+        <w:t>title</w:t>
+      </w:r>
+      <w:proofErr w:type="spellEnd"/>
+      <w:r>
+        <w:rPr>
+          <w:i/>
+          <w:iCs/>
+        </w:rPr>
+        <w:t xml:space="preserve"> }</w:t>
+      </w:r>
+      <w:proofErr w:type="gramEnd"/>
+      <w:r>
+        <w:rPr>
+          <w:i/>
+          <w:iCs/>
+        </w:rPr>
+        <w:t>}</w:t>
+      </w:r>
+      <w:r>
+        <w:rPr>
+          <w:i/>
+          <w:iCs/>
+        </w:rPr>
+        <w:t xml:space="preserve"> (</w:t>
+      </w:r>
+      <w:proofErr w:type="gramStart"/>
+      <w:r>
+        <w:rPr>
+          <w:i/>
+          <w:iCs/>
+        </w:rPr>
+        <w:t xml:space="preserve">{{ </w:t>
+      </w:r>
+      <w:proofErr w:type="spellStart"/>
+      <w:r>
+        <w:rPr>
+          <w:i/>
+          <w:iCs/>
+        </w:rPr>
+        <w:t>role</w:t>
+      </w:r>
+      <w:proofErr w:type="gramEnd"/>
+      <w:r>
+        <w:rPr>
+          <w:i/>
+          <w:iCs/>
+        </w:rPr>
+        <w:t>.</w:t>
+      </w:r>
+      <w:proofErr w:type="gramStart"/>
+      <w:r>
+        <w:rPr>
+          <w:i/>
+          <w:iCs/>
+        </w:rPr>
+        <w:t>employmentType</w:t>
+      </w:r>
+      <w:proofErr w:type="spellEnd"/>
+      <w:r>
+        <w:rPr>
+          <w:i/>
+          <w:iCs/>
+        </w:rPr>
+        <w:t xml:space="preserve"> }})</w:t>
+      </w:r>
+      <w:r>
+        <w:tab/>
+      </w:r>
+      <w:r>
+        <w:t xml:space="preserve">{{ </w:t>
+      </w:r>
+      <w:proofErr w:type="spellStart"/>
+      <w:r>
+        <w:t>role</w:t>
+      </w:r>
+      <w:proofErr w:type="gramEnd"/>
+      <w:r>
+        <w:t>.start</w:t>
+      </w:r>
+      <w:proofErr w:type="spellEnd"/>
+      <w:r>
+        <w:t xml:space="preserve"> | </w:t>
+      </w:r>
+      <w:proofErr w:type="spellStart"/>
+      <w:r>
+        <w:t>concat_</w:t>
+      </w:r>
+      <w:proofErr w:type="gramStart"/>
+      <w:r>
+        <w:t>date</w:t>
+      </w:r>
+      <w:proofErr w:type="spellEnd"/>
+      <w:r>
+        <w:t xml:space="preserve"> }</w:t>
+      </w:r>
+      <w:proofErr w:type="gramEnd"/>
+      <w:r>
+        <w:t>}</w:t>
+      </w:r>
+      <w:r>
+        <w:t xml:space="preserve"> </w:t>
+      </w:r>
+      <w:r>
+        <w:t>~</w:t>
+      </w:r>
+      <w:r>
+        <w:t xml:space="preserve"> </w:t>
+      </w:r>
+      <w:proofErr w:type="gramStart"/>
+      <w:r>
+        <w:t xml:space="preserve">{{ </w:t>
+      </w:r>
+      <w:proofErr w:type="spellStart"/>
+      <w:r>
+        <w:t>role.end</w:t>
+      </w:r>
+      <w:proofErr w:type="spellEnd"/>
+      <w:proofErr w:type="gramEnd"/>
+      <w:r>
+        <w:t xml:space="preserve"> | </w:t>
+      </w:r>
+      <w:proofErr w:type="spellStart"/>
+      <w:r>
+        <w:t>concat_</w:t>
+      </w:r>
+      <w:proofErr w:type="gramStart"/>
+      <w:r>
+        <w:t>date</w:t>
+      </w:r>
+      <w:proofErr w:type="spellEnd"/>
+      <w:r>
+        <w:t xml:space="preserve"> }</w:t>
+      </w:r>
+      <w:proofErr w:type="gramEnd"/>
+      <w:r>
+        <w:t>}</w:t>
+      </w:r>
+    </w:p>
+    <w:p>
+      <w:pPr>
+        <w:rPr>
+          <w:i/>
+          <w:iCs/>
+        </w:rPr>
+      </w:pPr>
+      <w:r>
+        <w:t>{% for item in</w:t>
+      </w:r>
+      <w:r>
+        <w:rPr>
+          <w:rFonts w:hint="eastAsia"/>
+        </w:rPr>
+        <w:t xml:space="preserve"> </w:t>
+      </w:r>
+      <w:proofErr w:type="spellStart"/>
+      <w:proofErr w:type="gramStart"/>
+      <w:r>
+        <w:t>role</w:t>
+      </w:r>
+      <w:r>
+        <w:rPr>
+          <w:rFonts w:hint="eastAsia"/>
+        </w:rPr>
+        <w:t>.</w:t>
+      </w:r>
+      <w:r>
+        <w:t>description</w:t>
+      </w:r>
+      <w:proofErr w:type="spellEnd"/>
+      <w:proofErr w:type="gramEnd"/>
+      <w:r>
+        <w:t xml:space="preserve"> | </w:t>
+      </w:r>
+      <w:proofErr w:type="spellStart"/>
+      <w:r>
+        <w:t>get_key_points</w:t>
+      </w:r>
+      <w:proofErr w:type="spellEnd"/>
+      <w:r>
+        <w:rPr>
+          <w:rFonts w:hint="eastAsia"/>
+        </w:rPr>
+        <w:t xml:space="preserve"> </w:t>
+      </w:r>
+      <w:proofErr w:type="gramStart"/>
+      <w:r>
+        <w:t>%</w:t>
+      </w:r>
+      <w:r>
+        <w:rPr>
+          <w:rFonts w:hint="eastAsia"/>
+        </w:rPr>
+        <w:t>}</w:t>
+      </w:r>
+      <w:r>
+        <w:t>{</w:t>
+      </w:r>
+      <w:proofErr w:type="gramEnd"/>
+      <w:r>
+        <w:t xml:space="preserve">% if </w:t>
+      </w:r>
+      <w:proofErr w:type="spellStart"/>
+      <w:proofErr w:type="gramStart"/>
+      <w:r>
+        <w:t>item.bullet</w:t>
+      </w:r>
+      <w:proofErr w:type="spellEnd"/>
+      <w:proofErr w:type="gramEnd"/>
+      <w:r>
+        <w:t xml:space="preserve"> %}</w:t>
+      </w:r>
+    </w:p>
+    <w:p>
+      <w:pPr>
+        <w:pStyle w:val="ListParagraph"/>
+        <w:numPr>
+          <w:ilvl w:val="0"/>
+          <w:numId w:val="3"/>
+        </w:numPr>
+      </w:pPr>
+      <w:r>
+        <w:rPr>
+          <w:rFonts w:hint="eastAsia"/>
+        </w:rPr>
+        <w:t>{% else %}</w:t>
+      </w:r>
+    </w:p>
+    <w:p>
+      <w:r>
+        <w:t xml:space="preserve">{% endif </w:t>
+      </w:r>
+      <w:proofErr w:type="gramStart"/>
+      <w:r>
+        <w:t xml:space="preserve">%}{{ </w:t>
+      </w:r>
+      <w:proofErr w:type="spellStart"/>
+      <w:r>
+        <w:t>item</w:t>
+      </w:r>
+      <w:proofErr w:type="gramEnd"/>
+      <w:r>
+        <w:t>.</w:t>
+      </w:r>
+      <w:proofErr w:type="gramStart"/>
+      <w:r>
+        <w:t>text</w:t>
+      </w:r>
+      <w:proofErr w:type="spellEnd"/>
+      <w:r>
+        <w:t xml:space="preserve"> }}{</w:t>
+      </w:r>
+      <w:proofErr w:type="gramEnd"/>
+      <w:r>
+        <w:t xml:space="preserve">% </w:t>
+      </w:r>
+      <w:proofErr w:type="spellStart"/>
+      <w:proofErr w:type="gramStart"/>
+      <w:r>
+        <w:t>endfor</w:t>
+      </w:r>
+      <w:proofErr w:type="spellEnd"/>
+      <w:r>
+        <w:t xml:space="preserve"> %}</w:t>
+      </w:r>
+      <w:proofErr w:type="gramEnd"/>
+    </w:p>
+    <w:p>
+      <w:r>
+        <w:t xml:space="preserve">{% </w:t>
+      </w:r>
+      <w:proofErr w:type="spellStart"/>
+      <w:r>
+        <w:t>endfor</w:t>
+      </w:r>
+      <w:proofErr w:type="spellEnd"/>
+      <w:r>
+        <w:t xml:space="preserve"> %}</w:t>
+      </w:r>
+    </w:p>
+    <w:p>
+      <w:r>
+        <w:t xml:space="preserve">{% </w:t>
+      </w:r>
+      <w:proofErr w:type="spellStart"/>
+      <w:r>
+        <w:t>endfor</w:t>
+      </w:r>
+      <w:proofErr w:type="spellEnd"/>
+      <w:r>
+        <w:t xml:space="preserve"> %}</w:t>
+      </w:r>
+    </w:p>
+    <w:p>
+      <w:pPr>
+        <w:pStyle w:val="Heading1"/>
+      </w:pPr>
+      <w:r>
+        <w:t xml:space="preserve">{% if publications </w:t>
+      </w:r>
+      <w:proofErr w:type="gramStart"/>
+      <w:r>
+        <w:t>%}</w:t>
+      </w:r>
+      <w:r>
+        <w:rPr>
+          <w:rFonts w:hint="eastAsia"/>
+        </w:rPr>
+        <w:t>Publication</w:t>
+      </w:r>
+      <w:r>
+        <w:t>s</w:t>
+      </w:r>
+      <w:proofErr w:type="gramEnd"/>
+      <w:r>
+        <w:t xml:space="preserve">{% </w:t>
+      </w:r>
+      <w:proofErr w:type="gramStart"/>
+      <w:r>
+        <w:t>endif %}</w:t>
+      </w:r>
+      <w:proofErr w:type="gramEnd"/>
+    </w:p>
+    <w:p>
+      <w:r>
+        <w:t>{</w:t>
+      </w:r>
+      <w:r>
+        <w:rPr>
+          <w:rFonts w:hint="eastAsia"/>
+        </w:rPr>
+        <w:t>% for article in publications %}</w:t>
+      </w:r>
+    </w:p>
+    <w:p>
+      <w:pPr>
+        <w:tabs>
+          <w:tab w:val="right" w:pos="23040"/>
+        </w:tabs>
+        <w:rPr>
+          <w:b/>
+          <w:bCs/>
+        </w:rPr>
+      </w:pPr>
+      <w:proofErr w:type="gramStart"/>
+      <w:r>
+        <w:rPr>
+          <w:rFonts w:hint="eastAsia"/>
+          <w:b/>
+        </w:rPr>
+        <w:lastRenderedPageBreak/>
         <w:t>{{ article.</w:t>
       </w:r>
       <w:r>
@@ -784,27 +1405,12 @@
           <w:rFonts w:hint="eastAsia"/>
           <w:b/>
         </w:rPr>
-        <w:t xml:space="preserve"> </w:t>
-      </w:r>
-      <w:proofErr w:type="gramStart"/>
-      <w:r>
-        <w:rPr>
-          <w:rFonts w:hint="eastAsia"/>
-          <w:b/>
-        </w:rPr>
-        <w:t>}}</w:t>
-      </w:r>
-      <w:r>
-        <w:t xml:space="preserve">   </w:t>
-      </w:r>
-      <w:proofErr w:type="gramEnd"/>
-      <w:r>
-        <w:t xml:space="preserve">  </w:t>
-      </w:r>
-      <w:proofErr w:type="gramStart"/>
-      <w:r>
-        <w:t xml:space="preserve">   </w:t>
-      </w:r>
+        <w:t xml:space="preserve"> }}</w:t>
+      </w:r>
+      <w:r>
+        <w:tab/>
+      </w:r>
+      <w:proofErr w:type="gramStart"/>
       <w:r>
         <w:rPr>
           <w:rFonts w:hint="eastAsia"/>
@@ -1024,10 +1630,7 @@
       </w:r>
       <w:proofErr w:type="spellEnd"/>
       <w:r>
-        <w:t xml:space="preserve"> }}</w:t>
-      </w:r>
-      <w:r>
-        <w:t>{</w:t>
+        <w:t xml:space="preserve"> }}{</w:t>
       </w:r>
       <w:proofErr w:type="gramEnd"/>
       <w:r>
@@ -1071,41 +1674,567 @@
         <w:pStyle w:val="Heading1"/>
       </w:pPr>
       <w:r>
-        <w:t>Work experiences</w:t>
-      </w:r>
+        <w:rPr>
+          <w:rFonts w:hint="eastAsia"/>
+        </w:rPr>
+        <w:t xml:space="preserve">{% if </w:t>
+      </w:r>
+      <w:r>
+        <w:t>certifications</w:t>
+      </w:r>
+      <w:r>
+        <w:rPr>
+          <w:rFonts w:hint="eastAsia"/>
+        </w:rPr>
+        <w:t xml:space="preserve"> </w:t>
+      </w:r>
+      <w:proofErr w:type="gramStart"/>
+      <w:r>
+        <w:rPr>
+          <w:rFonts w:hint="eastAsia"/>
+        </w:rPr>
+        <w:t>%}</w:t>
+      </w:r>
+      <w:r>
+        <w:t>Certificates</w:t>
+      </w:r>
+      <w:proofErr w:type="gramEnd"/>
+      <w:r>
+        <w:rPr>
+          <w:rFonts w:hint="eastAsia"/>
+        </w:rPr>
+        <w:t xml:space="preserve">{% </w:t>
+      </w:r>
+      <w:proofErr w:type="gramStart"/>
+      <w:r>
+        <w:rPr>
+          <w:rFonts w:hint="eastAsia"/>
+        </w:rPr>
+        <w:t>endif %}</w:t>
+      </w:r>
+      <w:proofErr w:type="gramEnd"/>
     </w:p>
     <w:p>
       <w:r>
         <w:rPr>
           <w:rFonts w:hint="eastAsia"/>
         </w:rPr>
-        <w:t xml:space="preserve">{% for </w:t>
-      </w:r>
-      <w:r>
-        <w:t xml:space="preserve">company in </w:t>
-      </w:r>
-      <w:proofErr w:type="spellStart"/>
-      <w:r>
-        <w:t>fullPositions</w:t>
-      </w:r>
-      <w:r>
-        <w:t>.values</w:t>
-      </w:r>
-      <w:proofErr w:type="spellEnd"/>
-      <w:r>
-        <w:t>(</w:t>
-      </w:r>
-      <w:proofErr w:type="gramStart"/>
-      <w:r>
-        <w:t>)</w:t>
-      </w:r>
-      <w:r>
-        <w:t xml:space="preserve"> %}</w:t>
+        <w:t xml:space="preserve">{% for certificate in </w:t>
+      </w:r>
+      <w:proofErr w:type="gramStart"/>
+      <w:r>
+        <w:t>certifications</w:t>
+      </w:r>
+      <w:r>
+        <w:t xml:space="preserve"> </w:t>
+      </w:r>
+      <w:r>
+        <w:rPr>
+          <w:rFonts w:hint="eastAsia"/>
+        </w:rPr>
+        <w:t>%}</w:t>
       </w:r>
       <w:proofErr w:type="gramEnd"/>
     </w:p>
     <w:p>
       <w:pPr>
+        <w:tabs>
+          <w:tab w:val="right" w:pos="23040"/>
+        </w:tabs>
+      </w:pPr>
+      <w:proofErr w:type="gramStart"/>
+      <w:r>
+        <w:rPr>
+          <w:rFonts w:hint="eastAsia"/>
+        </w:rPr>
+        <w:t>{{ certificate.</w:t>
+      </w:r>
+      <w:r>
+        <w:t>name</w:t>
+      </w:r>
+      <w:proofErr w:type="gramEnd"/>
+      <w:r>
+        <w:rPr>
+          <w:rFonts w:hint="eastAsia"/>
+        </w:rPr>
+        <w:t xml:space="preserve"> }}</w:t>
+      </w:r>
+      <w:r>
+        <w:tab/>
+      </w:r>
+      <w:proofErr w:type="gramStart"/>
+      <w:r>
+        <w:rPr>
+          <w:rFonts w:hint="eastAsia"/>
+        </w:rPr>
+        <w:t xml:space="preserve">{{ </w:t>
+      </w:r>
+      <w:proofErr w:type="spellStart"/>
+      <w:r>
+        <w:rPr>
+          <w:rFonts w:hint="eastAsia"/>
+        </w:rPr>
+        <w:t>certificate</w:t>
+      </w:r>
+      <w:proofErr w:type="gramEnd"/>
+      <w:r>
+        <w:rPr>
+          <w:rFonts w:hint="eastAsia"/>
+        </w:rPr>
+        <w:t>.</w:t>
+      </w:r>
+      <w:r>
+        <w:t>start</w:t>
+      </w:r>
+      <w:proofErr w:type="spellEnd"/>
+      <w:r>
+        <w:t xml:space="preserve"> | </w:t>
+      </w:r>
+      <w:proofErr w:type="spellStart"/>
+      <w:r>
+        <w:t>concat_</w:t>
+      </w:r>
+      <w:proofErr w:type="gramStart"/>
+      <w:r>
+        <w:t>date</w:t>
+      </w:r>
+      <w:proofErr w:type="spellEnd"/>
+      <w:r>
+        <w:rPr>
+          <w:rFonts w:hint="eastAsia"/>
+        </w:rPr>
+        <w:t xml:space="preserve"> }</w:t>
+      </w:r>
+      <w:proofErr w:type="gramEnd"/>
+      <w:r>
+        <w:rPr>
+          <w:rFonts w:hint="eastAsia"/>
+        </w:rPr>
+        <w:t>}</w:t>
+      </w:r>
+    </w:p>
+    <w:p>
+      <w:pPr>
+        <w:rPr>
+          <w:color w:val="A6A6A6" w:themeColor="background1" w:themeShade="A6"/>
+        </w:rPr>
+      </w:pPr>
+      <w:r>
+        <w:rPr>
+          <w:rFonts w:hint="eastAsia"/>
+          <w:i/>
+          <w:iCs/>
+          <w:color w:val="A6A6A6" w:themeColor="background1" w:themeShade="A6"/>
+        </w:rPr>
+        <w:t xml:space="preserve">Issued by </w:t>
+      </w:r>
+      <w:proofErr w:type="gramStart"/>
+      <w:r>
+        <w:rPr>
+          <w:rFonts w:hint="eastAsia"/>
+          <w:i/>
+          <w:iCs/>
+          <w:color w:val="A6A6A6" w:themeColor="background1" w:themeShade="A6"/>
+        </w:rPr>
+        <w:t xml:space="preserve">{{ </w:t>
+      </w:r>
+      <w:proofErr w:type="spellStart"/>
+      <w:r>
+        <w:rPr>
+          <w:rFonts w:hint="eastAsia"/>
+          <w:i/>
+          <w:iCs/>
+          <w:color w:val="A6A6A6" w:themeColor="background1" w:themeShade="A6"/>
+        </w:rPr>
+        <w:t>certificate</w:t>
+      </w:r>
+      <w:proofErr w:type="gramEnd"/>
+      <w:r>
+        <w:rPr>
+          <w:rFonts w:hint="eastAsia"/>
+          <w:i/>
+          <w:iCs/>
+          <w:color w:val="A6A6A6" w:themeColor="background1" w:themeShade="A6"/>
+        </w:rPr>
+        <w:t>.</w:t>
+      </w:r>
+      <w:proofErr w:type="gramStart"/>
+      <w:r>
+        <w:rPr>
+          <w:i/>
+          <w:iCs/>
+          <w:color w:val="A6A6A6" w:themeColor="background1" w:themeShade="A6"/>
+        </w:rPr>
+        <w:t>authority</w:t>
+      </w:r>
+      <w:proofErr w:type="spellEnd"/>
+      <w:r>
+        <w:rPr>
+          <w:rFonts w:hint="eastAsia"/>
+          <w:i/>
+          <w:iCs/>
+          <w:color w:val="A6A6A6" w:themeColor="background1" w:themeShade="A6"/>
+        </w:rPr>
+        <w:t xml:space="preserve"> }</w:t>
+      </w:r>
+      <w:proofErr w:type="gramEnd"/>
+      <w:r>
+        <w:rPr>
+          <w:rFonts w:hint="eastAsia"/>
+          <w:i/>
+          <w:iCs/>
+          <w:color w:val="A6A6A6" w:themeColor="background1" w:themeShade="A6"/>
+        </w:rPr>
+        <w:t>}</w:t>
+      </w:r>
+    </w:p>
+    <w:p>
+      <w:r>
+        <w:rPr>
+          <w:rFonts w:hint="eastAsia"/>
+        </w:rPr>
+        <w:t xml:space="preserve">{% </w:t>
+      </w:r>
+      <w:proofErr w:type="spellStart"/>
+      <w:r>
+        <w:rPr>
+          <w:rFonts w:hint="eastAsia"/>
+        </w:rPr>
+        <w:t>endfor</w:t>
+      </w:r>
+      <w:proofErr w:type="spellEnd"/>
+      <w:r>
+        <w:rPr>
+          <w:rFonts w:hint="eastAsia"/>
+        </w:rPr>
+        <w:t xml:space="preserve"> %}</w:t>
+      </w:r>
+    </w:p>
+    <w:p>
+      <w:pPr>
+        <w:pStyle w:val="Heading1"/>
+      </w:pPr>
+      <w:r>
+        <w:rPr>
+          <w:rFonts w:hint="eastAsia"/>
+        </w:rPr>
+        <w:t xml:space="preserve">{% if </w:t>
+      </w:r>
+      <w:proofErr w:type="spellStart"/>
+      <w:r>
+        <w:t>honorsAndAwards</w:t>
+      </w:r>
+      <w:proofErr w:type="spellEnd"/>
+      <w:r>
+        <w:rPr>
+          <w:rFonts w:hint="eastAsia"/>
+        </w:rPr>
+        <w:t xml:space="preserve"> </w:t>
+      </w:r>
+      <w:proofErr w:type="gramStart"/>
+      <w:r>
+        <w:rPr>
+          <w:rFonts w:hint="eastAsia"/>
+        </w:rPr>
+        <w:t>%}</w:t>
+      </w:r>
+      <w:r>
+        <w:t>Honors</w:t>
+      </w:r>
+      <w:proofErr w:type="gramEnd"/>
+      <w:r>
+        <w:t xml:space="preserve"> and </w:t>
+      </w:r>
+      <w:proofErr w:type="gramStart"/>
+      <w:r>
+        <w:t>Awards</w:t>
+      </w:r>
+      <w:r>
+        <w:rPr>
+          <w:rFonts w:hint="eastAsia"/>
+        </w:rPr>
+        <w:t>{</w:t>
+      </w:r>
+      <w:proofErr w:type="gramEnd"/>
+      <w:r>
+        <w:rPr>
+          <w:rFonts w:hint="eastAsia"/>
+        </w:rPr>
+        <w:t xml:space="preserve">% </w:t>
+      </w:r>
+      <w:proofErr w:type="gramStart"/>
+      <w:r>
+        <w:rPr>
+          <w:rFonts w:hint="eastAsia"/>
+        </w:rPr>
+        <w:t>endif %}</w:t>
+      </w:r>
+      <w:proofErr w:type="gramEnd"/>
+    </w:p>
+    <w:p>
+      <w:pPr>
+        <w:tabs>
+          <w:tab w:val="right" w:pos="23040"/>
+        </w:tabs>
+      </w:pPr>
+      <w:r>
+        <w:rPr>
+          <w:rFonts w:hint="eastAsia"/>
+        </w:rPr>
+        <w:t xml:space="preserve">{% for </w:t>
+      </w:r>
+      <w:r>
+        <w:rPr>
+          <w:rFonts w:hint="eastAsia"/>
+        </w:rPr>
+        <w:t>honor</w:t>
+      </w:r>
+      <w:r>
+        <w:t xml:space="preserve"> in </w:t>
+      </w:r>
+      <w:proofErr w:type="spellStart"/>
+      <w:proofErr w:type="gramStart"/>
+      <w:r>
+        <w:t>honorsAndAwards</w:t>
+      </w:r>
+      <w:proofErr w:type="spellEnd"/>
+      <w:r>
+        <w:t xml:space="preserve"> </w:t>
+      </w:r>
+      <w:r>
+        <w:rPr>
+          <w:rFonts w:hint="eastAsia"/>
+        </w:rPr>
+        <w:t>%</w:t>
+      </w:r>
+      <w:r>
+        <w:rPr>
+          <w:rFonts w:hint="eastAsia"/>
+        </w:rPr>
+        <w:t>}</w:t>
+      </w:r>
+      <w:proofErr w:type="gramEnd"/>
+    </w:p>
+    <w:p>
+      <w:pPr>
+        <w:tabs>
+          <w:tab w:val="right" w:pos="23040"/>
+        </w:tabs>
+      </w:pPr>
+      <w:proofErr w:type="gramStart"/>
+      <w:r>
+        <w:t xml:space="preserve">{{ </w:t>
+      </w:r>
+      <w:proofErr w:type="spellStart"/>
+      <w:r>
+        <w:rPr>
+          <w:rFonts w:hint="eastAsia"/>
+        </w:rPr>
+        <w:t>honor</w:t>
+      </w:r>
+      <w:proofErr w:type="gramEnd"/>
+      <w:r>
+        <w:t>.</w:t>
+      </w:r>
+      <w:proofErr w:type="gramStart"/>
+      <w:r>
+        <w:rPr>
+          <w:rFonts w:hint="eastAsia"/>
+        </w:rPr>
+        <w:t>title</w:t>
+      </w:r>
+      <w:proofErr w:type="spellEnd"/>
+      <w:r>
+        <w:t xml:space="preserve"> }}</w:t>
+      </w:r>
+      <w:r>
+        <w:tab/>
+      </w:r>
+      <w:r>
+        <w:t xml:space="preserve">{{ </w:t>
+      </w:r>
+      <w:proofErr w:type="spellStart"/>
+      <w:r>
+        <w:rPr>
+          <w:rFonts w:hint="eastAsia"/>
+        </w:rPr>
+        <w:t>honor</w:t>
+      </w:r>
+      <w:proofErr w:type="gramEnd"/>
+      <w:r>
+        <w:t>.</w:t>
+      </w:r>
+      <w:r>
+        <w:t>issuedOn</w:t>
+      </w:r>
+      <w:proofErr w:type="spellEnd"/>
+      <w:r>
+        <w:t xml:space="preserve"> | </w:t>
+      </w:r>
+      <w:proofErr w:type="spellStart"/>
+      <w:r>
+        <w:t>concat_</w:t>
+      </w:r>
+      <w:proofErr w:type="gramStart"/>
+      <w:r>
+        <w:t>date</w:t>
+      </w:r>
+      <w:proofErr w:type="spellEnd"/>
+      <w:r>
+        <w:t xml:space="preserve"> }</w:t>
+      </w:r>
+      <w:proofErr w:type="gramEnd"/>
+      <w:r>
+        <w:t>}</w:t>
+      </w:r>
+    </w:p>
+    <w:p>
+      <w:pPr>
+        <w:rPr>
+          <w:i/>
+          <w:iCs/>
+          <w:color w:val="A6A6A6" w:themeColor="background1" w:themeShade="A6"/>
+        </w:rPr>
+      </w:pPr>
+      <w:r>
+        <w:rPr>
+          <w:rFonts w:hint="eastAsia"/>
+          <w:i/>
+          <w:iCs/>
+          <w:color w:val="A6A6A6" w:themeColor="background1" w:themeShade="A6"/>
+        </w:rPr>
+        <w:t xml:space="preserve">Issued by </w:t>
+      </w:r>
+      <w:proofErr w:type="gramStart"/>
+      <w:r>
+        <w:rPr>
+          <w:i/>
+          <w:iCs/>
+          <w:color w:val="A6A6A6" w:themeColor="background1" w:themeShade="A6"/>
+        </w:rPr>
+        <w:t xml:space="preserve">{{ </w:t>
+      </w:r>
+      <w:proofErr w:type="spellStart"/>
+      <w:r>
+        <w:rPr>
+          <w:rFonts w:hint="eastAsia"/>
+          <w:i/>
+          <w:iCs/>
+          <w:color w:val="A6A6A6" w:themeColor="background1" w:themeShade="A6"/>
+        </w:rPr>
+        <w:t>honor</w:t>
+      </w:r>
+      <w:proofErr w:type="gramEnd"/>
+      <w:r>
+        <w:rPr>
+          <w:i/>
+          <w:iCs/>
+          <w:color w:val="A6A6A6" w:themeColor="background1" w:themeShade="A6"/>
+        </w:rPr>
+        <w:t>.</w:t>
+      </w:r>
+      <w:proofErr w:type="gramStart"/>
+      <w:r>
+        <w:rPr>
+          <w:i/>
+          <w:iCs/>
+          <w:color w:val="A6A6A6" w:themeColor="background1" w:themeShade="A6"/>
+        </w:rPr>
+        <w:t>issuer</w:t>
+      </w:r>
+      <w:proofErr w:type="spellEnd"/>
+      <w:r>
+        <w:rPr>
+          <w:i/>
+          <w:iCs/>
+          <w:color w:val="A6A6A6" w:themeColor="background1" w:themeShade="A6"/>
+        </w:rPr>
+        <w:t xml:space="preserve"> }</w:t>
+      </w:r>
+      <w:proofErr w:type="gramEnd"/>
+      <w:r>
+        <w:rPr>
+          <w:i/>
+          <w:iCs/>
+          <w:color w:val="A6A6A6" w:themeColor="background1" w:themeShade="A6"/>
+        </w:rPr>
+        <w:t>}</w:t>
+      </w:r>
+    </w:p>
+    <w:p>
+      <w:r>
+        <w:t xml:space="preserve">{% </w:t>
+      </w:r>
+      <w:proofErr w:type="spellStart"/>
+      <w:r>
+        <w:t>endfor</w:t>
+      </w:r>
+      <w:proofErr w:type="spellEnd"/>
+      <w:r>
+        <w:t xml:space="preserve"> %}</w:t>
+      </w:r>
+    </w:p>
+    <w:p>
+      <w:pPr>
+        <w:pStyle w:val="Heading1"/>
+      </w:pPr>
+      <w:r>
+        <w:t>{% if volunteer</w:t>
+      </w:r>
+      <w:r>
+        <w:t>ing</w:t>
+      </w:r>
+      <w:r>
+        <w:t xml:space="preserve"> </w:t>
+      </w:r>
+      <w:proofErr w:type="gramStart"/>
+      <w:r>
+        <w:t>%}</w:t>
+      </w:r>
+      <w:r>
+        <w:rPr>
+          <w:rFonts w:hint="eastAsia"/>
+        </w:rPr>
+        <w:t>Volunteering</w:t>
+      </w:r>
+      <w:proofErr w:type="gramEnd"/>
+      <w:r>
+        <w:t xml:space="preserve">{% </w:t>
+      </w:r>
+      <w:proofErr w:type="gramStart"/>
+      <w:r>
+        <w:t>endif %}</w:t>
+      </w:r>
+      <w:proofErr w:type="gramEnd"/>
+    </w:p>
+    <w:p>
+      <w:r>
+        <w:t xml:space="preserve">{% for </w:t>
+      </w:r>
+      <w:r>
+        <w:t>vol</w:t>
+      </w:r>
+      <w:r>
+        <w:t xml:space="preserve"> in </w:t>
+      </w:r>
+      <w:r>
+        <w:rPr>
+          <w:rFonts w:hint="eastAsia"/>
+        </w:rPr>
+        <w:t>volunteer</w:t>
+      </w:r>
+      <w:r>
+        <w:t>ing</w:t>
+      </w:r>
+      <w:r>
+        <w:t xml:space="preserve"> %}</w:t>
+      </w:r>
+    </w:p>
+    <w:p>
+      <w:pPr>
+        <w:tabs>
+          <w:tab w:val="right" w:pos="23040"/>
+        </w:tabs>
         <w:rPr>
           <w:b/>
           <w:bCs/>
@@ -1115,1369 +2244,280 @@
       <w:r>
         <w:rPr>
           <w:b/>
-          <w:bCs/>
         </w:rPr>
         <w:t xml:space="preserve">{{ </w:t>
       </w:r>
       <w:proofErr w:type="spellStart"/>
+      <w:r>
+        <w:rPr>
+          <w:b/>
+        </w:rPr>
+        <w:t>vol</w:t>
+      </w:r>
+      <w:proofErr w:type="gramEnd"/>
+      <w:r>
+        <w:rPr>
+          <w:b/>
+        </w:rPr>
+        <w:t>.</w:t>
+      </w:r>
+      <w:proofErr w:type="gramStart"/>
+      <w:r>
+        <w:rPr>
+          <w:b/>
+        </w:rPr>
+        <w:t>title</w:t>
+      </w:r>
+      <w:proofErr w:type="spellEnd"/>
+      <w:r>
+        <w:rPr>
+          <w:b/>
+        </w:rPr>
+        <w:t xml:space="preserve"> }}</w:t>
+      </w:r>
+      <w:r>
+        <w:rPr>
+          <w:b/>
+        </w:rPr>
+        <w:tab/>
+      </w:r>
+      <w:r>
+        <w:t xml:space="preserve">{{ </w:t>
+      </w:r>
+      <w:proofErr w:type="spellStart"/>
+      <w:r>
+        <w:t>vol</w:t>
+      </w:r>
+      <w:proofErr w:type="gramEnd"/>
+      <w:r>
+        <w:t>.</w:t>
+      </w:r>
+      <w:r>
+        <w:t>start</w:t>
+      </w:r>
+      <w:proofErr w:type="spellEnd"/>
+      <w:r>
+        <w:t xml:space="preserve"> | </w:t>
+      </w:r>
+      <w:proofErr w:type="spellStart"/>
+      <w:r>
+        <w:t>concat_</w:t>
+      </w:r>
+      <w:proofErr w:type="gramStart"/>
+      <w:r>
+        <w:t>date</w:t>
+      </w:r>
+      <w:proofErr w:type="spellEnd"/>
+      <w:r>
+        <w:t xml:space="preserve"> }</w:t>
+      </w:r>
+      <w:proofErr w:type="gramEnd"/>
+      <w:r>
+        <w:t>}</w:t>
+      </w:r>
+      <w:r>
+        <w:t xml:space="preserve"> </w:t>
+      </w:r>
+      <w:r>
+        <w:t>~</w:t>
+      </w:r>
+      <w:r>
+        <w:t xml:space="preserve"> </w:t>
+      </w:r>
+      <w:proofErr w:type="gramStart"/>
+      <w:r>
+        <w:t xml:space="preserve">{{ </w:t>
+      </w:r>
+      <w:proofErr w:type="spellStart"/>
+      <w:r>
+        <w:t>vol</w:t>
+      </w:r>
+      <w:r>
+        <w:t>.end</w:t>
+      </w:r>
+      <w:proofErr w:type="spellEnd"/>
+      <w:proofErr w:type="gramEnd"/>
+      <w:r>
+        <w:t xml:space="preserve"> | </w:t>
+      </w:r>
+      <w:proofErr w:type="spellStart"/>
+      <w:r>
+        <w:t>concat_</w:t>
+      </w:r>
+      <w:proofErr w:type="gramStart"/>
+      <w:r>
+        <w:t>date</w:t>
+      </w:r>
+      <w:proofErr w:type="spellEnd"/>
+      <w:r>
+        <w:t xml:space="preserve"> }</w:t>
+      </w:r>
+      <w:proofErr w:type="gramEnd"/>
+      <w:r>
+        <w:t>}</w:t>
+      </w:r>
+    </w:p>
+    <w:p>
+      <w:pPr>
+        <w:ind w:right="960"/>
+        <w:rPr>
+          <w:i/>
+          <w:iCs/>
+        </w:rPr>
+      </w:pPr>
+      <w:proofErr w:type="gramStart"/>
+      <w:r>
+        <w:rPr>
+          <w:i/>
+          <w:iCs/>
+        </w:rPr>
+        <w:t xml:space="preserve">{{ </w:t>
+      </w:r>
+      <w:proofErr w:type="spellStart"/>
+      <w:r>
+        <w:rPr>
+          <w:i/>
+          <w:iCs/>
+        </w:rPr>
+        <w:t>vol</w:t>
+      </w:r>
+      <w:proofErr w:type="gramEnd"/>
+      <w:r>
+        <w:rPr>
+          <w:i/>
+          <w:iCs/>
+        </w:rPr>
+        <w:t>.</w:t>
+      </w:r>
+      <w:proofErr w:type="gramStart"/>
+      <w:r>
+        <w:rPr>
+          <w:i/>
+          <w:iCs/>
+        </w:rPr>
+        <w:t>companyName</w:t>
+      </w:r>
+      <w:proofErr w:type="spellEnd"/>
+      <w:r>
+        <w:rPr>
+          <w:i/>
+          <w:iCs/>
+        </w:rPr>
+        <w:t xml:space="preserve"> }</w:t>
+      </w:r>
+      <w:proofErr w:type="gramEnd"/>
+      <w:r>
+        <w:rPr>
+          <w:i/>
+          <w:iCs/>
+        </w:rPr>
+        <w:t>}</w:t>
+      </w:r>
+    </w:p>
+    <w:p>
+      <w:r>
+        <w:t xml:space="preserve">{% </w:t>
+      </w:r>
+      <w:proofErr w:type="spellStart"/>
+      <w:r>
+        <w:t>endfor</w:t>
+      </w:r>
+      <w:proofErr w:type="spellEnd"/>
+      <w:r>
+        <w:t xml:space="preserve"> %}</w:t>
+      </w:r>
+    </w:p>
+    <w:p>
+      <w:pPr>
+        <w:pStyle w:val="Heading1"/>
+      </w:pPr>
+      <w:r>
+        <w:t xml:space="preserve">{% if </w:t>
+      </w:r>
+      <w:r>
+        <w:t>projects</w:t>
+      </w:r>
+      <w:r>
+        <w:t xml:space="preserve"> </w:t>
+      </w:r>
+      <w:proofErr w:type="gramStart"/>
+      <w:r>
+        <w:t>%}Projects</w:t>
+      </w:r>
+      <w:proofErr w:type="gramEnd"/>
+      <w:r>
+        <w:t xml:space="preserve">{% </w:t>
+      </w:r>
+      <w:proofErr w:type="gramStart"/>
+      <w:r>
+        <w:t>endif %}</w:t>
+      </w:r>
+      <w:proofErr w:type="gramEnd"/>
+    </w:p>
+    <w:p>
+      <w:r>
+        <w:t xml:space="preserve">{% for project in </w:t>
+      </w:r>
+      <w:proofErr w:type="gramStart"/>
+      <w:r>
+        <w:t>projects %}</w:t>
+      </w:r>
+      <w:proofErr w:type="gramEnd"/>
+    </w:p>
+    <w:p>
+      <w:pPr>
+        <w:tabs>
+          <w:tab w:val="right" w:pos="23040"/>
+        </w:tabs>
+      </w:pPr>
+      <w:proofErr w:type="gramStart"/>
       <w:r>
         <w:rPr>
           <w:b/>
           <w:bCs/>
         </w:rPr>
-        <w:t>company</w:t>
-      </w:r>
-      <w:proofErr w:type="gramEnd"/>
+        <w:t xml:space="preserve">{{ </w:t>
+      </w:r>
+      <w:proofErr w:type="spellStart"/>
       <w:r>
         <w:rPr>
           <w:b/>
           <w:bCs/>
         </w:rPr>
-        <w:t>.</w:t>
-      </w:r>
-      <w:proofErr w:type="gramStart"/>
+        <w:t>project</w:t>
+      </w:r>
+      <w:proofErr w:type="gramEnd"/>
       <w:r>
         <w:rPr>
           <w:b/>
           <w:bCs/>
         </w:rPr>
-        <w:t>companyName</w:t>
-      </w:r>
-      <w:proofErr w:type="spellEnd"/>
+        <w:t>.</w:t>
+      </w:r>
+      <w:proofErr w:type="gramStart"/>
       <w:r>
         <w:rPr>
           <w:b/>
           <w:bCs/>
         </w:rPr>
-        <w:t xml:space="preserve"> }</w:t>
-      </w:r>
-      <w:proofErr w:type="gramEnd"/>
+        <w:t>title</w:t>
+      </w:r>
+      <w:proofErr w:type="spellEnd"/>
       <w:r>
         <w:rPr>
           <w:b/>
           <w:bCs/>
         </w:rPr>
-        <w:t>}</w:t>
+        <w:t xml:space="preserve"> }}</w:t>
       </w:r>
       <w:r>
         <w:rPr>
           <w:b/>
-          <w:bCs/>
-        </w:rPr>
-        <w:t xml:space="preserve">, </w:t>
-      </w:r>
-      <w:proofErr w:type="gramStart"/>
-      <w:r>
-        <w:rPr>
-          <w:b/>
-          <w:bCs/>
-        </w:rPr>
+        </w:rPr>
+        <w:tab/>
+      </w:r>
+      <w:r>
         <w:t xml:space="preserve">{{ </w:t>
-      </w:r>
-      <w:proofErr w:type="spellStart"/>
-      <w:r>
-        <w:rPr>
-          <w:b/>
-          <w:bCs/>
-        </w:rPr>
-        <w:t>company</w:t>
-      </w:r>
-      <w:proofErr w:type="gramEnd"/>
-      <w:r>
-        <w:rPr>
-          <w:b/>
-          <w:bCs/>
-        </w:rPr>
-        <w:t>.</w:t>
-      </w:r>
-      <w:proofErr w:type="gramStart"/>
-      <w:r>
-        <w:rPr>
-          <w:b/>
-          <w:bCs/>
-        </w:rPr>
-        <w:t>country</w:t>
-      </w:r>
-      <w:proofErr w:type="spellEnd"/>
-      <w:r>
-        <w:rPr>
-          <w:b/>
-          <w:bCs/>
-        </w:rPr>
-        <w:t xml:space="preserve"> }}</w:t>
-      </w:r>
-      <w:r>
-        <w:t>{</w:t>
-      </w:r>
-      <w:proofErr w:type="gramEnd"/>
-      <w:r>
-        <w:t xml:space="preserve">% for role in </w:t>
-      </w:r>
-      <w:proofErr w:type="spellStart"/>
-      <w:proofErr w:type="gramStart"/>
-      <w:r>
-        <w:t>company.roles</w:t>
-      </w:r>
-      <w:proofErr w:type="spellEnd"/>
-      <w:proofErr w:type="gramEnd"/>
-      <w:r>
-        <w:t xml:space="preserve"> %}</w:t>
-      </w:r>
-    </w:p>
-    <w:p>
-      <w:pPr>
-        <w:rPr>
-          <w:i/>
-          <w:iCs/>
-        </w:rPr>
-      </w:pPr>
-      <w:proofErr w:type="gramStart"/>
-      <w:r>
-        <w:rPr>
-          <w:i/>
-          <w:iCs/>
-        </w:rPr>
-        <w:t xml:space="preserve">{{ </w:t>
-      </w:r>
-      <w:proofErr w:type="spellStart"/>
-      <w:r>
-        <w:rPr>
-          <w:i/>
-          <w:iCs/>
-        </w:rPr>
-        <w:t>role</w:t>
-      </w:r>
-      <w:proofErr w:type="gramEnd"/>
-      <w:r>
-        <w:rPr>
-          <w:i/>
-          <w:iCs/>
-        </w:rPr>
-        <w:t>.</w:t>
-      </w:r>
-      <w:proofErr w:type="gramStart"/>
-      <w:r>
-        <w:rPr>
-          <w:i/>
-          <w:iCs/>
-        </w:rPr>
-        <w:t>title</w:t>
-      </w:r>
-      <w:proofErr w:type="spellEnd"/>
-      <w:r>
-        <w:rPr>
-          <w:i/>
-          <w:iCs/>
-        </w:rPr>
-        <w:t xml:space="preserve"> }</w:t>
-      </w:r>
-      <w:proofErr w:type="gramEnd"/>
-      <w:r>
-        <w:rPr>
-          <w:i/>
-          <w:iCs/>
-        </w:rPr>
-        <w:t>}</w:t>
-      </w:r>
-      <w:r>
-        <w:t xml:space="preserve">     </w:t>
-      </w:r>
-      <w:proofErr w:type="gramStart"/>
-      <w:r>
-        <w:t xml:space="preserve">   {{ </w:t>
-      </w:r>
-      <w:proofErr w:type="spellStart"/>
-      <w:r>
-        <w:t>role</w:t>
-      </w:r>
-      <w:proofErr w:type="gramEnd"/>
-      <w:r>
-        <w:t>.start</w:t>
-      </w:r>
-      <w:proofErr w:type="spellEnd"/>
-      <w:r>
-        <w:t xml:space="preserve"> | </w:t>
-      </w:r>
-      <w:proofErr w:type="spellStart"/>
-      <w:r>
-        <w:t>concat_</w:t>
-      </w:r>
-      <w:proofErr w:type="gramStart"/>
-      <w:r>
-        <w:t>date</w:t>
-      </w:r>
-      <w:proofErr w:type="spellEnd"/>
-      <w:r>
-        <w:t xml:space="preserve"> }</w:t>
-      </w:r>
-      <w:proofErr w:type="gramEnd"/>
-      <w:r>
-        <w:t>}</w:t>
-      </w:r>
-      <w:r>
-        <w:t xml:space="preserve"> </w:t>
-      </w:r>
-      <w:r>
-        <w:t>~</w:t>
-      </w:r>
-      <w:r>
-        <w:t xml:space="preserve"> </w:t>
-      </w:r>
-      <w:proofErr w:type="gramStart"/>
-      <w:r>
-        <w:t xml:space="preserve">{{ </w:t>
-      </w:r>
-      <w:proofErr w:type="spellStart"/>
-      <w:r>
-        <w:t>role.end</w:t>
-      </w:r>
-      <w:proofErr w:type="spellEnd"/>
-      <w:proofErr w:type="gramEnd"/>
-      <w:r>
-        <w:t xml:space="preserve"> | </w:t>
-      </w:r>
-      <w:proofErr w:type="spellStart"/>
-      <w:r>
-        <w:t>concat_</w:t>
-      </w:r>
-      <w:proofErr w:type="gramStart"/>
-      <w:r>
-        <w:t>date</w:t>
-      </w:r>
-      <w:proofErr w:type="spellEnd"/>
-      <w:r>
-        <w:t xml:space="preserve"> }</w:t>
-      </w:r>
-      <w:proofErr w:type="gramEnd"/>
-      <w:r>
-        <w:t>}</w:t>
-      </w:r>
-    </w:p>
-    <w:p>
-      <w:pPr>
-        <w:rPr>
-          <w:i/>
-          <w:iCs/>
-        </w:rPr>
-      </w:pPr>
-      <w:r>
-        <w:t>{% for item in</w:t>
-      </w:r>
-      <w:r>
-        <w:rPr>
-          <w:rFonts w:hint="eastAsia"/>
-        </w:rPr>
-        <w:t xml:space="preserve"> </w:t>
-      </w:r>
-      <w:proofErr w:type="spellStart"/>
-      <w:proofErr w:type="gramStart"/>
-      <w:r>
-        <w:t>role</w:t>
-      </w:r>
-      <w:r>
-        <w:rPr>
-          <w:rFonts w:hint="eastAsia"/>
-        </w:rPr>
-        <w:t>.</w:t>
-      </w:r>
-      <w:r>
-        <w:t>description</w:t>
-      </w:r>
-      <w:proofErr w:type="spellEnd"/>
-      <w:proofErr w:type="gramEnd"/>
-      <w:r>
-        <w:t xml:space="preserve"> | </w:t>
-      </w:r>
-      <w:proofErr w:type="spellStart"/>
-      <w:r>
-        <w:t>get_key_points</w:t>
-      </w:r>
-      <w:proofErr w:type="spellEnd"/>
-      <w:r>
-        <w:rPr>
-          <w:rFonts w:hint="eastAsia"/>
-        </w:rPr>
-        <w:t xml:space="preserve"> </w:t>
-      </w:r>
-      <w:proofErr w:type="gramStart"/>
-      <w:r>
-        <w:t>%</w:t>
-      </w:r>
-      <w:r>
-        <w:rPr>
-          <w:rFonts w:hint="eastAsia"/>
-        </w:rPr>
-        <w:t>}</w:t>
-      </w:r>
-      <w:r>
-        <w:t>{</w:t>
-      </w:r>
-      <w:proofErr w:type="gramEnd"/>
-      <w:r>
-        <w:t xml:space="preserve">% if </w:t>
-      </w:r>
-      <w:proofErr w:type="spellStart"/>
-      <w:proofErr w:type="gramStart"/>
-      <w:r>
-        <w:t>item.bullet</w:t>
-      </w:r>
-      <w:proofErr w:type="spellEnd"/>
-      <w:proofErr w:type="gramEnd"/>
-      <w:r>
-        <w:t xml:space="preserve"> %}</w:t>
-      </w:r>
-    </w:p>
-    <w:p>
-      <w:pPr>
-        <w:pStyle w:val="ListParagraph"/>
-        <w:numPr>
-          <w:ilvl w:val="0"/>
-          <w:numId w:val="3"/>
-        </w:numPr>
-      </w:pPr>
-      <w:r>
-        <w:rPr>
-          <w:rFonts w:hint="eastAsia"/>
-        </w:rPr>
-        <w:lastRenderedPageBreak/>
-        <w:t>{% else %}</w:t>
-      </w:r>
-    </w:p>
-    <w:p>
-      <w:r>
-        <w:t xml:space="preserve">{% endif </w:t>
-      </w:r>
-      <w:proofErr w:type="gramStart"/>
-      <w:r>
-        <w:t xml:space="preserve">%}{{ </w:t>
-      </w:r>
-      <w:proofErr w:type="spellStart"/>
-      <w:r>
-        <w:t>item</w:t>
-      </w:r>
-      <w:proofErr w:type="gramEnd"/>
-      <w:r>
-        <w:t>.</w:t>
-      </w:r>
-      <w:proofErr w:type="gramStart"/>
-      <w:r>
-        <w:t>text</w:t>
-      </w:r>
-      <w:proofErr w:type="spellEnd"/>
-      <w:r>
-        <w:t xml:space="preserve"> }}{</w:t>
-      </w:r>
-      <w:proofErr w:type="gramEnd"/>
-      <w:r>
-        <w:t xml:space="preserve">% </w:t>
-      </w:r>
-      <w:proofErr w:type="spellStart"/>
-      <w:proofErr w:type="gramStart"/>
-      <w:r>
-        <w:t>endfor</w:t>
-      </w:r>
-      <w:proofErr w:type="spellEnd"/>
-      <w:r>
-        <w:t xml:space="preserve"> %}</w:t>
-      </w:r>
-      <w:proofErr w:type="gramEnd"/>
-    </w:p>
-    <w:p>
-      <w:r>
-        <w:t xml:space="preserve">{% </w:t>
-      </w:r>
-      <w:proofErr w:type="spellStart"/>
-      <w:r>
-        <w:t>endfor</w:t>
-      </w:r>
-      <w:proofErr w:type="spellEnd"/>
-      <w:r>
-        <w:t xml:space="preserve"> %}</w:t>
-      </w:r>
-    </w:p>
-    <w:p>
-      <w:r>
-        <w:t xml:space="preserve">{% </w:t>
-      </w:r>
-      <w:proofErr w:type="spellStart"/>
-      <w:r>
-        <w:t>endfor</w:t>
-      </w:r>
-      <w:proofErr w:type="spellEnd"/>
-      <w:r>
-        <w:t xml:space="preserve"> %}</w:t>
-      </w:r>
-    </w:p>
-    <w:p>
-      <w:pPr>
-        <w:pStyle w:val="Heading1"/>
-      </w:pPr>
-      <w:r>
-        <w:rPr>
-          <w:rFonts w:hint="eastAsia"/>
-        </w:rPr>
-        <w:t xml:space="preserve">{% if </w:t>
-      </w:r>
-      <w:r>
-        <w:t>skills</w:t>
-      </w:r>
-      <w:r>
-        <w:rPr>
-          <w:rFonts w:hint="eastAsia"/>
-        </w:rPr>
-        <w:t xml:space="preserve"> </w:t>
-      </w:r>
-      <w:proofErr w:type="gramStart"/>
-      <w:r>
-        <w:rPr>
-          <w:rFonts w:hint="eastAsia"/>
-        </w:rPr>
-        <w:t>%}</w:t>
-      </w:r>
-      <w:r>
-        <w:t>Skills</w:t>
-      </w:r>
-      <w:proofErr w:type="gramEnd"/>
-      <w:r>
-        <w:rPr>
-          <w:rFonts w:hint="eastAsia"/>
-        </w:rPr>
-        <w:t xml:space="preserve">{% </w:t>
-      </w:r>
-      <w:proofErr w:type="gramStart"/>
-      <w:r>
-        <w:rPr>
-          <w:rFonts w:hint="eastAsia"/>
-        </w:rPr>
-        <w:t>endif %}</w:t>
-      </w:r>
-      <w:proofErr w:type="gramEnd"/>
-    </w:p>
-    <w:p>
-      <w:r>
-        <w:rPr>
-          <w:rFonts w:hint="eastAsia"/>
-        </w:rPr>
-        <w:t xml:space="preserve">{% for </w:t>
-      </w:r>
-      <w:r>
-        <w:t>skill</w:t>
-      </w:r>
-      <w:r>
-        <w:rPr>
-          <w:rFonts w:hint="eastAsia"/>
-        </w:rPr>
-        <w:t xml:space="preserve"> in </w:t>
-      </w:r>
-      <w:r>
-        <w:t>skills</w:t>
-      </w:r>
-      <w:r>
-        <w:rPr>
-          <w:rFonts w:hint="eastAsia"/>
-        </w:rPr>
-        <w:t xml:space="preserve"> </w:t>
-      </w:r>
-      <w:proofErr w:type="gramStart"/>
-      <w:r>
-        <w:rPr>
-          <w:rFonts w:hint="eastAsia"/>
-        </w:rPr>
-        <w:t>%}</w:t>
-      </w:r>
-      <w:r>
-        <w:t>{{ skill.name}}{</w:t>
-      </w:r>
-      <w:proofErr w:type="gramEnd"/>
-      <w:r>
-        <w:t xml:space="preserve">% if not </w:t>
-      </w:r>
-      <w:proofErr w:type="spellStart"/>
-      <w:proofErr w:type="gramStart"/>
-      <w:r>
-        <w:t>loop.last</w:t>
-      </w:r>
-      <w:proofErr w:type="spellEnd"/>
-      <w:proofErr w:type="gramEnd"/>
-      <w:r>
-        <w:t xml:space="preserve"> %}</w:t>
-      </w:r>
-      <w:proofErr w:type="gramStart"/>
-      <w:r>
-        <w:t>;</w:t>
-      </w:r>
-      <w:r>
-        <w:t xml:space="preserve"> {%</w:t>
-      </w:r>
-      <w:proofErr w:type="gramEnd"/>
-      <w:r>
-        <w:t xml:space="preserve"> endif </w:t>
-      </w:r>
-      <w:proofErr w:type="gramStart"/>
-      <w:r>
-        <w:t>%}</w:t>
-      </w:r>
-      <w:r>
-        <w:rPr>
-          <w:rFonts w:hint="eastAsia"/>
-        </w:rPr>
-        <w:t>{</w:t>
-      </w:r>
-      <w:proofErr w:type="gramEnd"/>
-      <w:r>
-        <w:rPr>
-          <w:rFonts w:hint="eastAsia"/>
-        </w:rPr>
-        <w:t xml:space="preserve">% </w:t>
-      </w:r>
-      <w:proofErr w:type="spellStart"/>
-      <w:proofErr w:type="gramStart"/>
-      <w:r>
-        <w:rPr>
-          <w:rFonts w:hint="eastAsia"/>
-        </w:rPr>
-        <w:t>endfor</w:t>
-      </w:r>
-      <w:proofErr w:type="spellEnd"/>
-      <w:r>
-        <w:rPr>
-          <w:rFonts w:hint="eastAsia"/>
-        </w:rPr>
-        <w:t xml:space="preserve"> %}</w:t>
-      </w:r>
-      <w:proofErr w:type="gramEnd"/>
-    </w:p>
-    <w:p>
-      <w:pPr>
-        <w:pStyle w:val="Heading1"/>
-      </w:pPr>
-      <w:r>
-        <w:rPr>
-          <w:rFonts w:hint="eastAsia"/>
-        </w:rPr>
-        <w:t xml:space="preserve">{% if </w:t>
-      </w:r>
-      <w:r>
-        <w:t>certifications</w:t>
-      </w:r>
-      <w:r>
-        <w:rPr>
-          <w:rFonts w:hint="eastAsia"/>
-        </w:rPr>
-        <w:t xml:space="preserve"> </w:t>
-      </w:r>
-      <w:proofErr w:type="gramStart"/>
-      <w:r>
-        <w:rPr>
-          <w:rFonts w:hint="eastAsia"/>
-        </w:rPr>
-        <w:t>%}</w:t>
-      </w:r>
-      <w:r>
-        <w:t>Certificates</w:t>
-      </w:r>
-      <w:proofErr w:type="gramEnd"/>
-      <w:r>
-        <w:rPr>
-          <w:rFonts w:hint="eastAsia"/>
-        </w:rPr>
-        <w:t xml:space="preserve">{% </w:t>
-      </w:r>
-      <w:proofErr w:type="gramStart"/>
-      <w:r>
-        <w:rPr>
-          <w:rFonts w:hint="eastAsia"/>
-        </w:rPr>
-        <w:t>endif %}</w:t>
-      </w:r>
-      <w:proofErr w:type="gramEnd"/>
-    </w:p>
-    <w:p>
-      <w:r>
-        <w:rPr>
-          <w:rFonts w:hint="eastAsia"/>
-        </w:rPr>
-        <w:t xml:space="preserve">{% for certificate in </w:t>
-      </w:r>
-      <w:proofErr w:type="gramStart"/>
-      <w:r>
-        <w:t>certifications</w:t>
-      </w:r>
-      <w:r>
-        <w:t xml:space="preserve"> </w:t>
-      </w:r>
-      <w:r>
-        <w:rPr>
-          <w:rFonts w:hint="eastAsia"/>
-        </w:rPr>
-        <w:t>%}</w:t>
-      </w:r>
-      <w:proofErr w:type="gramEnd"/>
-    </w:p>
-    <w:p>
-      <w:proofErr w:type="gramStart"/>
-      <w:r>
-        <w:rPr>
-          <w:rFonts w:hint="eastAsia"/>
-        </w:rPr>
-        <w:t>{{ certificate.</w:t>
-      </w:r>
-      <w:r>
-        <w:t>name</w:t>
-      </w:r>
-      <w:proofErr w:type="gramEnd"/>
-      <w:r>
-        <w:rPr>
-          <w:rFonts w:hint="eastAsia"/>
-        </w:rPr>
-        <w:t xml:space="preserve"> </w:t>
-      </w:r>
-      <w:proofErr w:type="gramStart"/>
-      <w:r>
-        <w:rPr>
-          <w:rFonts w:hint="eastAsia"/>
-        </w:rPr>
-        <w:t>}}</w:t>
-      </w:r>
-      <w:r>
-        <w:t xml:space="preserve">   </w:t>
-      </w:r>
-      <w:proofErr w:type="gramEnd"/>
-      <w:r>
-        <w:t xml:space="preserve">  </w:t>
-      </w:r>
-      <w:proofErr w:type="gramStart"/>
-      <w:r>
-        <w:t xml:space="preserve">   </w:t>
-      </w:r>
-      <w:r>
-        <w:rPr>
-          <w:rFonts w:hint="eastAsia"/>
-        </w:rPr>
-        <w:t xml:space="preserve">{{ </w:t>
-      </w:r>
-      <w:proofErr w:type="spellStart"/>
-      <w:r>
-        <w:rPr>
-          <w:rFonts w:hint="eastAsia"/>
-        </w:rPr>
-        <w:t>certificate</w:t>
-      </w:r>
-      <w:proofErr w:type="gramEnd"/>
-      <w:r>
-        <w:rPr>
-          <w:rFonts w:hint="eastAsia"/>
-        </w:rPr>
-        <w:t>.</w:t>
-      </w:r>
-      <w:r>
-        <w:t>start</w:t>
-      </w:r>
-      <w:proofErr w:type="spellEnd"/>
-      <w:r>
-        <w:t xml:space="preserve"> | </w:t>
-      </w:r>
-      <w:proofErr w:type="spellStart"/>
-      <w:r>
-        <w:t>concat_</w:t>
-      </w:r>
-      <w:proofErr w:type="gramStart"/>
-      <w:r>
-        <w:t>date</w:t>
-      </w:r>
-      <w:proofErr w:type="spellEnd"/>
-      <w:r>
-        <w:rPr>
-          <w:rFonts w:hint="eastAsia"/>
-        </w:rPr>
-        <w:t xml:space="preserve"> }</w:t>
-      </w:r>
-      <w:proofErr w:type="gramEnd"/>
-      <w:r>
-        <w:rPr>
-          <w:rFonts w:hint="eastAsia"/>
-        </w:rPr>
-        <w:t>}</w:t>
-      </w:r>
-    </w:p>
-    <w:p>
-      <w:pPr>
-        <w:jc w:val="right"/>
-      </w:pPr>
-      <w:proofErr w:type="gramStart"/>
-      <w:r>
-        <w:rPr>
-          <w:rFonts w:hint="eastAsia"/>
-          <w:i/>
-          <w:iCs/>
-        </w:rPr>
-        <w:t xml:space="preserve">{{ </w:t>
-      </w:r>
-      <w:proofErr w:type="spellStart"/>
-      <w:r>
-        <w:rPr>
-          <w:rFonts w:hint="eastAsia"/>
-          <w:i/>
-          <w:iCs/>
-        </w:rPr>
-        <w:t>certificate</w:t>
-      </w:r>
-      <w:proofErr w:type="gramEnd"/>
-      <w:r>
-        <w:rPr>
-          <w:rFonts w:hint="eastAsia"/>
-          <w:i/>
-          <w:iCs/>
-        </w:rPr>
-        <w:t>.</w:t>
-      </w:r>
-      <w:proofErr w:type="gramStart"/>
-      <w:r>
-        <w:rPr>
-          <w:i/>
-          <w:iCs/>
-        </w:rPr>
-        <w:t>authority</w:t>
-      </w:r>
-      <w:proofErr w:type="spellEnd"/>
-      <w:r>
-        <w:rPr>
-          <w:rFonts w:hint="eastAsia"/>
-          <w:i/>
-          <w:iCs/>
-        </w:rPr>
-        <w:t xml:space="preserve"> }</w:t>
-      </w:r>
-      <w:proofErr w:type="gramEnd"/>
-      <w:r>
-        <w:rPr>
-          <w:rFonts w:hint="eastAsia"/>
-          <w:i/>
-          <w:iCs/>
-        </w:rPr>
-        <w:t>}</w:t>
-      </w:r>
-    </w:p>
-    <w:p>
-      <w:r>
-        <w:rPr>
-          <w:rFonts w:hint="eastAsia"/>
-        </w:rPr>
-        <w:t xml:space="preserve">{% </w:t>
-      </w:r>
-      <w:proofErr w:type="spellStart"/>
-      <w:r>
-        <w:rPr>
-          <w:rFonts w:hint="eastAsia"/>
-        </w:rPr>
-        <w:t>endfor</w:t>
-      </w:r>
-      <w:proofErr w:type="spellEnd"/>
-      <w:r>
-        <w:rPr>
-          <w:rFonts w:hint="eastAsia"/>
-        </w:rPr>
-        <w:t xml:space="preserve"> %}</w:t>
-      </w:r>
-    </w:p>
-    <w:p>
-      <w:pPr>
-        <w:pStyle w:val="Heading1"/>
-      </w:pPr>
-      <w:r>
-        <w:rPr>
-          <w:rFonts w:hint="eastAsia"/>
-        </w:rPr>
-        <w:t xml:space="preserve">{% if </w:t>
-      </w:r>
-      <w:proofErr w:type="spellStart"/>
-      <w:r>
-        <w:t>honorsAndAwards</w:t>
-      </w:r>
-      <w:proofErr w:type="spellEnd"/>
-      <w:r>
-        <w:rPr>
-          <w:rFonts w:hint="eastAsia"/>
-        </w:rPr>
-        <w:t xml:space="preserve"> </w:t>
-      </w:r>
-      <w:proofErr w:type="gramStart"/>
-      <w:r>
-        <w:rPr>
-          <w:rFonts w:hint="eastAsia"/>
-        </w:rPr>
-        <w:t>%}</w:t>
-      </w:r>
-      <w:r>
-        <w:t>Honors</w:t>
-      </w:r>
-      <w:proofErr w:type="gramEnd"/>
-      <w:r>
-        <w:t xml:space="preserve"> and </w:t>
-      </w:r>
-      <w:proofErr w:type="gramStart"/>
-      <w:r>
-        <w:t>Awards</w:t>
-      </w:r>
-      <w:r>
-        <w:rPr>
-          <w:rFonts w:hint="eastAsia"/>
-        </w:rPr>
-        <w:t>{</w:t>
-      </w:r>
-      <w:proofErr w:type="gramEnd"/>
-      <w:r>
-        <w:rPr>
-          <w:rFonts w:hint="eastAsia"/>
-        </w:rPr>
-        <w:t xml:space="preserve">% </w:t>
-      </w:r>
-      <w:proofErr w:type="gramStart"/>
-      <w:r>
-        <w:rPr>
-          <w:rFonts w:hint="eastAsia"/>
-        </w:rPr>
-        <w:t>endif %}</w:t>
-      </w:r>
-      <w:proofErr w:type="gramEnd"/>
-    </w:p>
-    <w:p>
-      <w:r>
-        <w:rPr>
-          <w:rFonts w:hint="eastAsia"/>
-        </w:rPr>
-        <w:t xml:space="preserve">{% for </w:t>
-      </w:r>
-      <w:r>
-        <w:rPr>
-          <w:rFonts w:hint="eastAsia"/>
-        </w:rPr>
-        <w:t>honor</w:t>
-      </w:r>
-      <w:r>
-        <w:t xml:space="preserve"> in </w:t>
-      </w:r>
-      <w:proofErr w:type="spellStart"/>
-      <w:r>
-        <w:t>honorsAndAwards</w:t>
-      </w:r>
-      <w:proofErr w:type="spellEnd"/>
-      <w:r>
-        <w:t xml:space="preserve"> </w:t>
-      </w:r>
-      <w:proofErr w:type="gramStart"/>
-      <w:r>
-        <w:rPr>
-          <w:rFonts w:hint="eastAsia"/>
-        </w:rPr>
-        <w:t>%</w:t>
-      </w:r>
-      <w:r>
-        <w:rPr>
-          <w:rFonts w:hint="eastAsia"/>
-        </w:rPr>
-        <w:t>}</w:t>
-      </w:r>
-      <w:r>
-        <w:t xml:space="preserve">{{ </w:t>
-      </w:r>
-      <w:proofErr w:type="spellStart"/>
-      <w:r>
-        <w:rPr>
-          <w:rFonts w:hint="eastAsia"/>
-        </w:rPr>
-        <w:t>honor</w:t>
-      </w:r>
-      <w:proofErr w:type="gramEnd"/>
-      <w:r>
-        <w:t>.</w:t>
-      </w:r>
-      <w:proofErr w:type="gramStart"/>
-      <w:r>
-        <w:rPr>
-          <w:rFonts w:hint="eastAsia"/>
-        </w:rPr>
-        <w:t>title</w:t>
-      </w:r>
-      <w:proofErr w:type="spellEnd"/>
-      <w:r>
-        <w:t xml:space="preserve"> }</w:t>
-      </w:r>
-      <w:proofErr w:type="gramEnd"/>
-      <w:r>
-        <w:t>}</w:t>
-      </w:r>
-      <w:r>
-        <w:rPr>
-          <w:rFonts w:hint="eastAsia"/>
-        </w:rPr>
-        <w:t xml:space="preserve"> </w:t>
-      </w:r>
-      <w:proofErr w:type="gramStart"/>
-      <w:r>
-        <w:rPr>
-          <w:rFonts w:hint="eastAsia"/>
-        </w:rPr>
-        <w:t xml:space="preserve">   </w:t>
-      </w:r>
-      <w:r>
-        <w:t xml:space="preserve">{{ </w:t>
-      </w:r>
-      <w:proofErr w:type="spellStart"/>
-      <w:r>
-        <w:rPr>
-          <w:rFonts w:hint="eastAsia"/>
-        </w:rPr>
-        <w:t>honor</w:t>
-      </w:r>
-      <w:proofErr w:type="gramEnd"/>
-      <w:r>
-        <w:t>.</w:t>
-      </w:r>
-      <w:r>
-        <w:t>issuedOn</w:t>
-      </w:r>
-      <w:proofErr w:type="spellEnd"/>
-      <w:r>
-        <w:t xml:space="preserve"> | </w:t>
-      </w:r>
-      <w:proofErr w:type="spellStart"/>
-      <w:r>
-        <w:t>concat_</w:t>
-      </w:r>
-      <w:proofErr w:type="gramStart"/>
-      <w:r>
-        <w:t>date</w:t>
-      </w:r>
-      <w:proofErr w:type="spellEnd"/>
-      <w:r>
-        <w:t xml:space="preserve"> }</w:t>
-      </w:r>
-      <w:proofErr w:type="gramEnd"/>
-      <w:r>
-        <w:t>}</w:t>
-      </w:r>
-    </w:p>
-    <w:p>
-      <w:pPr>
-        <w:jc w:val="right"/>
-      </w:pPr>
-      <w:proofErr w:type="gramStart"/>
-      <w:r>
-        <w:rPr>
-          <w:i/>
-          <w:iCs/>
-        </w:rPr>
-        <w:t xml:space="preserve">{{ </w:t>
-      </w:r>
-      <w:proofErr w:type="spellStart"/>
-      <w:r>
-        <w:rPr>
-          <w:rFonts w:hint="eastAsia"/>
-          <w:i/>
-          <w:iCs/>
-        </w:rPr>
-        <w:t>honor</w:t>
-      </w:r>
-      <w:proofErr w:type="gramEnd"/>
-      <w:r>
-        <w:rPr>
-          <w:i/>
-          <w:iCs/>
-        </w:rPr>
-        <w:t>.</w:t>
-      </w:r>
-      <w:proofErr w:type="gramStart"/>
-      <w:r>
-        <w:rPr>
-          <w:i/>
-          <w:iCs/>
-        </w:rPr>
-        <w:t>issuer</w:t>
-      </w:r>
-      <w:proofErr w:type="spellEnd"/>
-      <w:r>
-        <w:rPr>
-          <w:i/>
-          <w:iCs/>
-        </w:rPr>
-        <w:t xml:space="preserve"> }</w:t>
-      </w:r>
-      <w:proofErr w:type="gramEnd"/>
-      <w:r>
-        <w:rPr>
-          <w:i/>
-          <w:iCs/>
-        </w:rPr>
-        <w:t>}</w:t>
-      </w:r>
-    </w:p>
-    <w:p>
-      <w:r>
-        <w:t xml:space="preserve">{% </w:t>
-      </w:r>
-      <w:proofErr w:type="spellStart"/>
-      <w:r>
-        <w:t>endfor</w:t>
-      </w:r>
-      <w:proofErr w:type="spellEnd"/>
-      <w:r>
-        <w:t xml:space="preserve"> %}</w:t>
-      </w:r>
-    </w:p>
-    <w:p>
-      <w:pPr>
-        <w:pStyle w:val="Heading1"/>
-      </w:pPr>
-      <w:r>
-        <w:t>{% if volunteer</w:t>
-      </w:r>
-      <w:r>
-        <w:t>ing</w:t>
-      </w:r>
-      <w:r>
-        <w:t xml:space="preserve"> </w:t>
-      </w:r>
-      <w:proofErr w:type="gramStart"/>
-      <w:r>
-        <w:t>%}</w:t>
-      </w:r>
-      <w:r>
-        <w:rPr>
-          <w:rFonts w:hint="eastAsia"/>
-        </w:rPr>
-        <w:t>Volunteering</w:t>
-      </w:r>
-      <w:proofErr w:type="gramEnd"/>
-      <w:r>
-        <w:t xml:space="preserve">{% </w:t>
-      </w:r>
-      <w:proofErr w:type="gramStart"/>
-      <w:r>
-        <w:t>endif %}</w:t>
-      </w:r>
-      <w:proofErr w:type="gramEnd"/>
-    </w:p>
-    <w:p>
-      <w:r>
-        <w:t xml:space="preserve">{% for </w:t>
-      </w:r>
-      <w:r>
-        <w:t>vol</w:t>
-      </w:r>
-      <w:r>
-        <w:t xml:space="preserve"> in </w:t>
-      </w:r>
-      <w:r>
-        <w:rPr>
-          <w:rFonts w:hint="eastAsia"/>
-        </w:rPr>
-        <w:t>volunteer</w:t>
-      </w:r>
-      <w:r>
-        <w:t>ing</w:t>
-      </w:r>
-      <w:r>
-        <w:t xml:space="preserve"> %}</w:t>
-      </w:r>
-    </w:p>
-    <w:p>
-      <w:pPr>
-        <w:rPr>
-          <w:b/>
-          <w:bCs/>
-        </w:rPr>
-      </w:pPr>
-      <w:proofErr w:type="gramStart"/>
-      <w:r>
-        <w:rPr>
-          <w:b/>
-        </w:rPr>
-        <w:t xml:space="preserve">{{ </w:t>
-      </w:r>
-      <w:proofErr w:type="spellStart"/>
-      <w:r>
-        <w:rPr>
-          <w:b/>
-        </w:rPr>
-        <w:t>vol</w:t>
-      </w:r>
-      <w:proofErr w:type="gramEnd"/>
-      <w:r>
-        <w:rPr>
-          <w:b/>
-        </w:rPr>
-        <w:t>.</w:t>
-      </w:r>
-      <w:proofErr w:type="gramStart"/>
-      <w:r>
-        <w:rPr>
-          <w:b/>
-        </w:rPr>
-        <w:t>title</w:t>
-      </w:r>
-      <w:proofErr w:type="spellEnd"/>
-      <w:r>
-        <w:rPr>
-          <w:b/>
-        </w:rPr>
-        <w:t xml:space="preserve"> }</w:t>
-      </w:r>
-      <w:proofErr w:type="gramEnd"/>
-      <w:r>
-        <w:rPr>
-          <w:b/>
-        </w:rPr>
-        <w:t xml:space="preserve">} </w:t>
-      </w:r>
-      <w:r>
-        <w:t xml:space="preserve">    </w:t>
-      </w:r>
-      <w:proofErr w:type="gramStart"/>
-      <w:r>
-        <w:t xml:space="preserve">   {{ </w:t>
-      </w:r>
-      <w:proofErr w:type="spellStart"/>
-      <w:r>
-        <w:t>vol</w:t>
-      </w:r>
-      <w:proofErr w:type="gramEnd"/>
-      <w:r>
-        <w:t>.</w:t>
-      </w:r>
-      <w:r>
-        <w:t>start</w:t>
-      </w:r>
-      <w:proofErr w:type="spellEnd"/>
-      <w:r>
-        <w:t xml:space="preserve"> | </w:t>
-      </w:r>
-      <w:proofErr w:type="spellStart"/>
-      <w:r>
-        <w:t>concat_</w:t>
-      </w:r>
-      <w:proofErr w:type="gramStart"/>
-      <w:r>
-        <w:t>date</w:t>
-      </w:r>
-      <w:proofErr w:type="spellEnd"/>
-      <w:r>
-        <w:t xml:space="preserve"> }</w:t>
-      </w:r>
-      <w:proofErr w:type="gramEnd"/>
-      <w:r>
-        <w:t>}</w:t>
-      </w:r>
-      <w:r>
-        <w:t xml:space="preserve"> </w:t>
-      </w:r>
-      <w:r>
-        <w:t>~</w:t>
-      </w:r>
-      <w:r>
-        <w:t xml:space="preserve"> </w:t>
-      </w:r>
-      <w:proofErr w:type="gramStart"/>
-      <w:r>
-        <w:t xml:space="preserve">{{ </w:t>
-      </w:r>
-      <w:proofErr w:type="spellStart"/>
-      <w:r>
-        <w:t>vol</w:t>
-      </w:r>
-      <w:r>
-        <w:t>.end</w:t>
-      </w:r>
-      <w:proofErr w:type="spellEnd"/>
-      <w:proofErr w:type="gramEnd"/>
-      <w:r>
-        <w:t xml:space="preserve"> | </w:t>
-      </w:r>
-      <w:proofErr w:type="spellStart"/>
-      <w:r>
-        <w:t>concat_</w:t>
-      </w:r>
-      <w:proofErr w:type="gramStart"/>
-      <w:r>
-        <w:t>date</w:t>
-      </w:r>
-      <w:proofErr w:type="spellEnd"/>
-      <w:r>
-        <w:t xml:space="preserve"> }</w:t>
-      </w:r>
-      <w:proofErr w:type="gramEnd"/>
-      <w:r>
-        <w:t>}</w:t>
-      </w:r>
-    </w:p>
-    <w:p>
-      <w:pPr>
-        <w:jc w:val="right"/>
-        <w:rPr>
-          <w:i/>
-          <w:iCs/>
-        </w:rPr>
-      </w:pPr>
-      <w:proofErr w:type="gramStart"/>
-      <w:r>
-        <w:rPr>
-          <w:i/>
-          <w:iCs/>
-        </w:rPr>
-        <w:t xml:space="preserve">{{ </w:t>
-      </w:r>
-      <w:proofErr w:type="spellStart"/>
-      <w:r>
-        <w:rPr>
-          <w:i/>
-          <w:iCs/>
-        </w:rPr>
-        <w:t>vol</w:t>
-      </w:r>
-      <w:proofErr w:type="gramEnd"/>
-      <w:r>
-        <w:rPr>
-          <w:i/>
-          <w:iCs/>
-        </w:rPr>
-        <w:t>.</w:t>
-      </w:r>
-      <w:proofErr w:type="gramStart"/>
-      <w:r>
-        <w:rPr>
-          <w:i/>
-          <w:iCs/>
-        </w:rPr>
-        <w:t>companyName</w:t>
-      </w:r>
-      <w:proofErr w:type="spellEnd"/>
-      <w:r>
-        <w:rPr>
-          <w:i/>
-          <w:iCs/>
-        </w:rPr>
-        <w:t xml:space="preserve"> }</w:t>
-      </w:r>
-      <w:proofErr w:type="gramEnd"/>
-      <w:r>
-        <w:rPr>
-          <w:i/>
-          <w:iCs/>
-        </w:rPr>
-        <w:t>}</w:t>
-      </w:r>
-    </w:p>
-    <w:p>
-      <w:r>
-        <w:t xml:space="preserve">{% </w:t>
-      </w:r>
-      <w:proofErr w:type="spellStart"/>
-      <w:r>
-        <w:t>endfor</w:t>
-      </w:r>
-      <w:proofErr w:type="spellEnd"/>
-      <w:r>
-        <w:t xml:space="preserve"> %}</w:t>
-      </w:r>
-    </w:p>
-    <w:p>
-      <w:pPr>
-        <w:pStyle w:val="Heading1"/>
-      </w:pPr>
-      <w:r>
-        <w:t xml:space="preserve">{% if </w:t>
-      </w:r>
-      <w:r>
-        <w:t>projects</w:t>
-      </w:r>
-      <w:r>
-        <w:t xml:space="preserve"> </w:t>
-      </w:r>
-      <w:proofErr w:type="gramStart"/>
-      <w:r>
-        <w:t>%}Projects</w:t>
-      </w:r>
-      <w:proofErr w:type="gramEnd"/>
-      <w:r>
-        <w:t xml:space="preserve">{% </w:t>
-      </w:r>
-      <w:proofErr w:type="gramStart"/>
-      <w:r>
-        <w:t>endif %}</w:t>
-      </w:r>
-      <w:proofErr w:type="gramEnd"/>
-    </w:p>
-    <w:p>
-      <w:r>
-        <w:t xml:space="preserve">{% for project in </w:t>
-      </w:r>
-      <w:proofErr w:type="gramStart"/>
-      <w:r>
-        <w:t>projects %}</w:t>
-      </w:r>
-      <w:proofErr w:type="gramEnd"/>
-    </w:p>
-    <w:p>
-      <w:proofErr w:type="gramStart"/>
-      <w:r>
-        <w:rPr>
-          <w:b/>
-          <w:bCs/>
-        </w:rPr>
-        <w:t xml:space="preserve">{{ </w:t>
-      </w:r>
-      <w:proofErr w:type="spellStart"/>
-      <w:r>
-        <w:rPr>
-          <w:b/>
-          <w:bCs/>
-        </w:rPr>
-        <w:t>project</w:t>
-      </w:r>
-      <w:proofErr w:type="gramEnd"/>
-      <w:r>
-        <w:rPr>
-          <w:b/>
-          <w:bCs/>
-        </w:rPr>
-        <w:t>.</w:t>
-      </w:r>
-      <w:proofErr w:type="gramStart"/>
-      <w:r>
-        <w:rPr>
-          <w:b/>
-          <w:bCs/>
-        </w:rPr>
-        <w:t>title</w:t>
-      </w:r>
-      <w:proofErr w:type="spellEnd"/>
-      <w:r>
-        <w:rPr>
-          <w:b/>
-          <w:bCs/>
-        </w:rPr>
-        <w:t xml:space="preserve"> }</w:t>
-      </w:r>
-      <w:proofErr w:type="gramEnd"/>
-      <w:r>
-        <w:rPr>
-          <w:b/>
-          <w:bCs/>
-        </w:rPr>
-        <w:t>}</w:t>
-      </w:r>
-      <w:r>
-        <w:rPr>
-          <w:b/>
-        </w:rPr>
-        <w:t xml:space="preserve"> </w:t>
-      </w:r>
-      <w:r>
-        <w:t xml:space="preserve">    </w:t>
-      </w:r>
-      <w:proofErr w:type="gramStart"/>
-      <w:r>
-        <w:t xml:space="preserve">   {{ </w:t>
       </w:r>
       <w:proofErr w:type="spellStart"/>
       <w:r>
@@ -4523,7 +4563,6 @@
   <w:style w:type="character" w:default="1" w:styleId="DefaultParagraphFont">
     <w:name w:val="Default Paragraph Font"/>
     <w:uiPriority w:val="1"/>
-    <w:semiHidden/>
     <w:unhideWhenUsed/>
   </w:style>
   <w:style w:type="table" w:default="1" w:styleId="TableNormal">
